--- a/Nitya_Laptop/MB Section/4- LDO Distribution/LDO Distribution.docx
+++ b/Nitya_Laptop/MB Section/4- LDO Distribution/LDO Distribution.docx
@@ -181,21 +181,7 @@
           <w:b/>
           <w:bCs/>
         </w:rPr>
-        <w:t>Battery – 3 pins par aata pull up register(high value ~2.2kh) se S</w:t>
-      </w:r>
-      <w:r>
-        <w:rPr>
-          <w:b/>
-          <w:bCs/>
-        </w:rPr>
-        <w:t>MD, SMS</w:t>
-      </w:r>
-      <w:r>
-        <w:rPr>
-          <w:b/>
-          <w:bCs/>
-        </w:rPr>
-        <w:t xml:space="preserve"> Temp par</w:t>
+        <w:t>Volt in (ACOK)</w:t>
       </w:r>
     </w:p>
     <w:p>
@@ -216,6 +202,42 @@
           <w:b/>
           <w:bCs/>
         </w:rPr>
+        <w:t>Battery – 3 pins par aata pull up register(high value ~2.2kh) se S</w:t>
+      </w:r>
+      <w:r>
+        <w:rPr>
+          <w:b/>
+          <w:bCs/>
+        </w:rPr>
+        <w:t>MD, SMS</w:t>
+      </w:r>
+      <w:r>
+        <w:rPr>
+          <w:b/>
+          <w:bCs/>
+        </w:rPr>
+        <w:t xml:space="preserve"> Temp par</w:t>
+      </w:r>
+    </w:p>
+    <w:p>
+      <w:pPr>
+        <w:pStyle w:val="ListParagraph"/>
+        <w:numPr>
+          <w:ilvl w:val="0"/>
+          <w:numId w:val="1"/>
+        </w:numPr>
+        <w:spacing w:line="360" w:lineRule="auto"/>
+        <w:rPr>
+          <w:b/>
+          <w:bCs/>
+        </w:rPr>
+      </w:pPr>
+      <w:r>
+        <w:rPr>
+          <w:b/>
+          <w:bCs/>
+        </w:rPr>
+        <w:lastRenderedPageBreak/>
         <w:t xml:space="preserve">ON/Off- button press low and release high </w:t>
       </w:r>
     </w:p>
